--- a/files/PROPDEV_04_CV_Candidate_Jason_Tan.docx
+++ b/files/PROPDEV_04_CV_Candidate_Jason_Tan.docx
@@ -4,15 +4,1286 @@
   <w:body>
     <w:p>
       <w:pPr>
-        <w:jc w:val="center"/>
+        <w:jc w:val="left"/>
       </w:pPr>
       <w:r>
         <w:rPr>
           <w:b/>
-          <w:color w:val="003087"/>
-          <w:sz w:val="36"/>
+          <w:color w:val="6B7280"/>
+          <w:sz w:val="18"/>
         </w:rPr>
-        <w:t>JASON TAN WEI MING</w:t>
+        <w:t>ZAVA CONGLOMERATE</w:t>
+      </w:r>
+    </w:p>
+    <w:p>
+      <w:pPr>
+        <w:spacing w:after="40"/>
+      </w:pPr>
+      <w:r>
+        <w:rPr>
+          <w:b/>
+          <w:color w:val="1F2D55"/>
+          <w:sz w:val="44"/>
+        </w:rPr>
+        <w:t>PROPDEV 04 CV Candidate Jason Tan</w:t>
+      </w:r>
+    </w:p>
+    <w:p>
+      <w:pPr>
+        <w:spacing w:after="200"/>
+      </w:pPr>
+      <w:r>
+        <w:rPr>
+          <w:i/>
+          <w:color w:val="4B5B7C"/>
+          <w:sz w:val="22"/>
+        </w:rPr>
+        <w:t>Candidate Profiles · Confidential</w:t>
+      </w:r>
+    </w:p>
+    <w:p>
+      <w:pPr>
+        <w:spacing w:after="40"/>
+      </w:pPr>
+      <w:r>
+        <w:rPr>
+          <w:b/>
+          <w:color w:val="1F2D55"/>
+          <w:sz w:val="20"/>
+        </w:rPr>
+        <w:t xml:space="preserve">Purpose:  </w:t>
+      </w:r>
+      <w:r>
+        <w:rPr>
+          <w:sz w:val="20"/>
+        </w:rPr>
+        <w:t>Shortlist review for the role indicated in the file title</w:t>
+      </w:r>
+    </w:p>
+    <w:p>
+      <w:pPr>
+        <w:spacing w:after="40"/>
+      </w:pPr>
+      <w:r>
+        <w:rPr>
+          <w:b/>
+          <w:color w:val="1F2D55"/>
+          <w:sz w:val="20"/>
+        </w:rPr>
+        <w:t xml:space="preserve">Prepared by:  </w:t>
+      </w:r>
+      <w:r>
+        <w:rPr>
+          <w:sz w:val="20"/>
+        </w:rPr>
+        <w:t>Group Talent Acquisition (with Russell Reynolds support)</w:t>
+      </w:r>
+    </w:p>
+    <w:p>
+      <w:pPr>
+        <w:spacing w:after="40"/>
+      </w:pPr>
+      <w:r>
+        <w:rPr>
+          <w:b/>
+          <w:color w:val="1F2D55"/>
+          <w:sz w:val="20"/>
+        </w:rPr>
+        <w:t xml:space="preserve">Issue date:  </w:t>
+      </w:r>
+      <w:r>
+        <w:rPr>
+          <w:sz w:val="20"/>
+        </w:rPr>
+        <w:t>12 May 2026</w:t>
+      </w:r>
+    </w:p>
+    <w:p>
+      <w:pPr>
+        <w:spacing w:after="40"/>
+      </w:pPr>
+      <w:r>
+        <w:rPr>
+          <w:b/>
+          <w:color w:val="1F2D55"/>
+          <w:sz w:val="20"/>
+        </w:rPr>
+        <w:t xml:space="preserve">Classification:  </w:t>
+      </w:r>
+      <w:r>
+        <w:rPr>
+          <w:sz w:val="20"/>
+        </w:rPr>
+        <w:t>Confidential — HR Committee distribution only</w:t>
+      </w:r>
+    </w:p>
+    <w:p>
+      <w:pPr>
+        <w:spacing w:after="40"/>
+      </w:pPr>
+      <w:r>
+        <w:rPr>
+          <w:b/>
+          <w:color w:val="1F2D55"/>
+          <w:sz w:val="20"/>
+        </w:rPr>
+        <w:t xml:space="preserve">Source file:  </w:t>
+      </w:r>
+      <w:r>
+        <w:rPr>
+          <w:sz w:val="20"/>
+        </w:rPr>
+        <w:t>PROPDEV_04_CV_Candidate_Jason_Tan.docx</w:t>
+      </w:r>
+    </w:p>
+    <w:p>
+      <w:pPr>
+        <w:spacing w:before="240" w:after="80"/>
+      </w:pPr>
+      <w:r>
+        <w:rPr>
+          <w:b/>
+          <w:color w:val="1F2D55"/>
+          <w:sz w:val="26"/>
+        </w:rPr>
+        <w:t>Executive summary</w:t>
+      </w:r>
+    </w:p>
+    <w:p>
+      <w:pPr>
+        <w:spacing w:after="80"/>
+      </w:pPr>
+      <w:r>
+        <w:rPr>
+          <w:i w:val="0"/>
+          <w:sz w:val="20"/>
+        </w:rPr>
+        <w:t>Six candidates progressed to the long-list; five completed initial interviews; three are presented for shortlist review. All three meet the role-critical criteria. Each has differentiated strengths and trade-offs noted below. References are pending; offer trajectory subject to Compensation Committee.</w:t>
+      </w:r>
+    </w:p>
+    <w:p>
+      <w:pPr>
+        <w:spacing w:before="240" w:after="80"/>
+      </w:pPr>
+      <w:r>
+        <w:rPr>
+          <w:b/>
+          <w:color w:val="1F2D55"/>
+          <w:sz w:val="26"/>
+        </w:rPr>
+        <w:t>Candidate 1 — Candidate A — Dr Aisyah Rahman</w:t>
+      </w:r>
+    </w:p>
+    <w:p>
+      <w:pPr>
+        <w:spacing w:after="40"/>
+      </w:pPr>
+      <w:r>
+        <w:rPr>
+          <w:b/>
+          <w:color w:val="1F2D55"/>
+          <w:sz w:val="20"/>
+        </w:rPr>
+        <w:t xml:space="preserve">Current role:  </w:t>
+      </w:r>
+      <w:r>
+        <w:rPr>
+          <w:sz w:val="20"/>
+        </w:rPr>
+        <w:t>Group COO (Industrial Manufacturing peer)</w:t>
+      </w:r>
+    </w:p>
+    <w:p>
+      <w:pPr>
+        <w:spacing w:after="40"/>
+      </w:pPr>
+      <w:r>
+        <w:rPr>
+          <w:b/>
+          <w:color w:val="1F2D55"/>
+          <w:sz w:val="20"/>
+        </w:rPr>
+        <w:t xml:space="preserve">Qualifications:  </w:t>
+      </w:r>
+      <w:r>
+        <w:rPr>
+          <w:sz w:val="20"/>
+        </w:rPr>
+        <w:t>MBA INSEAD; BE (Hons) Mechanical, UPM; Six Sigma Black Belt.</w:t>
+      </w:r>
+    </w:p>
+    <w:p>
+      <w:pPr>
+        <w:spacing w:after="80"/>
+      </w:pPr>
+      <w:r>
+        <w:rPr>
+          <w:i w:val="0"/>
+          <w:sz w:val="20"/>
+        </w:rPr>
+        <w:t>18 years operating leadership across multi-site manufacturing in MY/ID/TH. Most recently led a USD 2.1B operating unit; delivered MYR 380m run-rate from a 3-year continuous-improvement programme. Board director on two ASEAN-listed industrials.</w:t>
+      </w:r>
+    </w:p>
+    <w:p>
+      <w:pPr>
+        <w:spacing w:before="160" w:after="40"/>
+      </w:pPr>
+      <w:r>
+        <w:rPr>
+          <w:b/>
+          <w:color w:val="4B5B7C"/>
+          <w:sz w:val="22"/>
+        </w:rPr>
+        <w:t>Strengths</w:t>
+      </w:r>
+    </w:p>
+    <w:p>
+      <w:pPr>
+        <w:pStyle w:val="ListBullet"/>
+        <w:spacing w:after="40"/>
+      </w:pPr>
+      <w:r>
+        <w:rPr>
+          <w:sz w:val="20"/>
+        </w:rPr>
+        <w:t>Operational excellence — top-quartile delivery track record.</w:t>
+      </w:r>
+    </w:p>
+    <w:p>
+      <w:pPr>
+        <w:pStyle w:val="ListBullet"/>
+        <w:spacing w:after="40"/>
+      </w:pPr>
+      <w:r>
+        <w:rPr>
+          <w:sz w:val="20"/>
+        </w:rPr>
+        <w:t>Cross-border execution — fluent in MY, ID, TH operating contexts.</w:t>
+      </w:r>
+    </w:p>
+    <w:p>
+      <w:pPr>
+        <w:pStyle w:val="ListBullet"/>
+        <w:spacing w:after="40"/>
+      </w:pPr>
+      <w:r>
+        <w:rPr>
+          <w:sz w:val="20"/>
+        </w:rPr>
+        <w:t>Talent magnet — three of her direct reports are now CEOs elsewhere.</w:t>
+      </w:r>
+    </w:p>
+    <w:p>
+      <w:pPr>
+        <w:spacing w:before="160" w:after="40"/>
+      </w:pPr>
+      <w:r>
+        <w:rPr>
+          <w:b/>
+          <w:color w:val="4B5B7C"/>
+          <w:sz w:val="22"/>
+        </w:rPr>
+        <w:t>Considerations</w:t>
+      </w:r>
+    </w:p>
+    <w:p>
+      <w:pPr>
+        <w:pStyle w:val="ListBullet"/>
+        <w:spacing w:after="40"/>
+      </w:pPr>
+      <w:r>
+        <w:rPr>
+          <w:sz w:val="20"/>
+        </w:rPr>
+        <w:t>Limited consumer / digital exposure — would benefit from a pairing.</w:t>
+      </w:r>
+    </w:p>
+    <w:p>
+      <w:pPr>
+        <w:pStyle w:val="ListBullet"/>
+        <w:spacing w:after="40"/>
+      </w:pPr>
+      <w:r>
+        <w:rPr>
+          <w:sz w:val="20"/>
+        </w:rPr>
+        <w:t>Compensation expectation at the top of band — managed via LTI mix.</w:t>
+      </w:r>
+    </w:p>
+    <w:p>
+      <w:pPr>
+        <w:spacing w:before="160" w:after="40"/>
+      </w:pPr>
+      <w:r>
+        <w:rPr>
+          <w:b/>
+          <w:color w:val="4B5B7C"/>
+          <w:sz w:val="22"/>
+        </w:rPr>
+        <w:t>Reference checks</w:t>
+      </w:r>
+    </w:p>
+    <w:p>
+      <w:pPr>
+        <w:spacing w:after="80"/>
+      </w:pPr>
+      <w:r>
+        <w:rPr>
+          <w:i w:val="0"/>
+          <w:sz w:val="20"/>
+        </w:rPr>
+        <w:t>Three professional references identified per candidate; pending direct outreach. Two character references on file.</w:t>
+      </w:r>
+    </w:p>
+    <w:p>
+      <w:pPr>
+        <w:spacing w:before="240" w:after="80"/>
+      </w:pPr>
+      <w:r>
+        <w:rPr>
+          <w:b/>
+          <w:color w:val="1F2D55"/>
+          <w:sz w:val="26"/>
+        </w:rPr>
+        <w:t>Candidate 2 — Candidate B — Mr Daniel Tan</w:t>
+      </w:r>
+    </w:p>
+    <w:p>
+      <w:pPr>
+        <w:spacing w:after="40"/>
+      </w:pPr>
+      <w:r>
+        <w:rPr>
+          <w:b/>
+          <w:color w:val="1F2D55"/>
+          <w:sz w:val="20"/>
+        </w:rPr>
+        <w:t xml:space="preserve">Current role:  </w:t>
+      </w:r>
+      <w:r>
+        <w:rPr>
+          <w:sz w:val="20"/>
+        </w:rPr>
+        <w:t>Group MD (Diversified ASEAN holding)</w:t>
+      </w:r>
+    </w:p>
+    <w:p>
+      <w:pPr>
+        <w:spacing w:after="40"/>
+      </w:pPr>
+      <w:r>
+        <w:rPr>
+          <w:b/>
+          <w:color w:val="1F2D55"/>
+          <w:sz w:val="20"/>
+        </w:rPr>
+        <w:t xml:space="preserve">Qualifications:  </w:t>
+      </w:r>
+      <w:r>
+        <w:rPr>
+          <w:sz w:val="20"/>
+        </w:rPr>
+        <w:t>MBA Wharton; BSc (Hons) Economics, LSE.</w:t>
+      </w:r>
+    </w:p>
+    <w:p>
+      <w:pPr>
+        <w:spacing w:after="80"/>
+      </w:pPr>
+      <w:r>
+        <w:rPr>
+          <w:i w:val="0"/>
+          <w:sz w:val="20"/>
+        </w:rPr>
+        <w:t>22 years in diversified groups — last 7 as Group MD of a USD 5B holding (Banking, Property, Consumer). Listed-company chair experience. Active M&amp;A and portfolio rotation track record (USD 1.4B divestments completed).</w:t>
+      </w:r>
+    </w:p>
+    <w:p>
+      <w:pPr>
+        <w:spacing w:before="160" w:after="40"/>
+      </w:pPr>
+      <w:r>
+        <w:rPr>
+          <w:b/>
+          <w:color w:val="4B5B7C"/>
+          <w:sz w:val="22"/>
+        </w:rPr>
+        <w:t>Strengths</w:t>
+      </w:r>
+    </w:p>
+    <w:p>
+      <w:pPr>
+        <w:pStyle w:val="ListBullet"/>
+        <w:spacing w:after="40"/>
+      </w:pPr>
+      <w:r>
+        <w:rPr>
+          <w:sz w:val="20"/>
+        </w:rPr>
+        <w:t>Portfolio management — proven inorganic-and-organic balancing.</w:t>
+      </w:r>
+    </w:p>
+    <w:p>
+      <w:pPr>
+        <w:pStyle w:val="ListBullet"/>
+        <w:spacing w:after="40"/>
+      </w:pPr>
+      <w:r>
+        <w:rPr>
+          <w:sz w:val="20"/>
+        </w:rPr>
+        <w:t>Capital-markets fluency — strong rapport with sell-side analysts.</w:t>
+      </w:r>
+    </w:p>
+    <w:p>
+      <w:pPr>
+        <w:pStyle w:val="ListBullet"/>
+        <w:spacing w:after="40"/>
+      </w:pPr>
+      <w:r>
+        <w:rPr>
+          <w:sz w:val="20"/>
+        </w:rPr>
+        <w:t>Strategic clarity — articulates simple, ambitious narratives.</w:t>
+      </w:r>
+    </w:p>
+    <w:p>
+      <w:pPr>
+        <w:spacing w:before="160" w:after="40"/>
+      </w:pPr>
+      <w:r>
+        <w:rPr>
+          <w:b/>
+          <w:color w:val="4B5B7C"/>
+          <w:sz w:val="22"/>
+        </w:rPr>
+        <w:t>Considerations</w:t>
+      </w:r>
+    </w:p>
+    <w:p>
+      <w:pPr>
+        <w:pStyle w:val="ListBullet"/>
+        <w:spacing w:after="40"/>
+      </w:pPr>
+      <w:r>
+        <w:rPr>
+          <w:sz w:val="20"/>
+        </w:rPr>
+        <w:t>Operational depth lighter than Candidate A.</w:t>
+      </w:r>
+    </w:p>
+    <w:p>
+      <w:pPr>
+        <w:pStyle w:val="ListBullet"/>
+        <w:spacing w:after="40"/>
+      </w:pPr>
+      <w:r>
+        <w:rPr>
+          <w:sz w:val="20"/>
+        </w:rPr>
+        <w:t>Profile high; potentially viewed as 'CEO-in-waiting' externally.</w:t>
+      </w:r>
+    </w:p>
+    <w:p>
+      <w:pPr>
+        <w:spacing w:before="160" w:after="40"/>
+      </w:pPr>
+      <w:r>
+        <w:rPr>
+          <w:b/>
+          <w:color w:val="4B5B7C"/>
+          <w:sz w:val="22"/>
+        </w:rPr>
+        <w:t>Reference checks</w:t>
+      </w:r>
+    </w:p>
+    <w:p>
+      <w:pPr>
+        <w:spacing w:after="80"/>
+      </w:pPr>
+      <w:r>
+        <w:rPr>
+          <w:i w:val="0"/>
+          <w:sz w:val="20"/>
+        </w:rPr>
+        <w:t>Three professional references identified per candidate; pending direct outreach. Two character references on file.</w:t>
+      </w:r>
+    </w:p>
+    <w:p>
+      <w:pPr>
+        <w:spacing w:before="240" w:after="80"/>
+      </w:pPr>
+      <w:r>
+        <w:rPr>
+          <w:b/>
+          <w:color w:val="1F2D55"/>
+          <w:sz w:val="26"/>
+        </w:rPr>
+        <w:t>Candidate 3 — Candidate C — Ms Priya Sundaram</w:t>
+      </w:r>
+    </w:p>
+    <w:p>
+      <w:pPr>
+        <w:spacing w:after="40"/>
+      </w:pPr>
+      <w:r>
+        <w:rPr>
+          <w:b/>
+          <w:color w:val="1F2D55"/>
+          <w:sz w:val="20"/>
+        </w:rPr>
+        <w:t xml:space="preserve">Current role:  </w:t>
+      </w:r>
+      <w:r>
+        <w:rPr>
+          <w:sz w:val="20"/>
+        </w:rPr>
+        <w:t>Group CSO (FMCG conglomerate)</w:t>
+      </w:r>
+    </w:p>
+    <w:p>
+      <w:pPr>
+        <w:spacing w:after="40"/>
+      </w:pPr>
+      <w:r>
+        <w:rPr>
+          <w:b/>
+          <w:color w:val="1F2D55"/>
+          <w:sz w:val="20"/>
+        </w:rPr>
+        <w:t xml:space="preserve">Qualifications:  </w:t>
+      </w:r>
+      <w:r>
+        <w:rPr>
+          <w:sz w:val="20"/>
+        </w:rPr>
+        <w:t>MBA Stanford; BA Princeton (Economics).</w:t>
+      </w:r>
+    </w:p>
+    <w:p>
+      <w:pPr>
+        <w:spacing w:after="80"/>
+      </w:pPr>
+      <w:r>
+        <w:rPr>
+          <w:i w:val="0"/>
+          <w:sz w:val="20"/>
+        </w:rPr>
+        <w:t>16 years strategy / M&amp;A leadership. Currently Group CSO; previously partner at McKinsey Singapore. Led 3 transformational programmes; chairs the Innovation Council. Active board director on a Singapore-listed name.</w:t>
+      </w:r>
+    </w:p>
+    <w:p>
+      <w:pPr>
+        <w:spacing w:before="160" w:after="40"/>
+      </w:pPr>
+      <w:r>
+        <w:rPr>
+          <w:b/>
+          <w:color w:val="4B5B7C"/>
+          <w:sz w:val="22"/>
+        </w:rPr>
+        <w:t>Strengths</w:t>
+      </w:r>
+    </w:p>
+    <w:p>
+      <w:pPr>
+        <w:pStyle w:val="ListBullet"/>
+        <w:spacing w:after="40"/>
+      </w:pPr>
+      <w:r>
+        <w:rPr>
+          <w:sz w:val="20"/>
+        </w:rPr>
+        <w:t>Strategic depth — exceptional analytical and storytelling toolkit.</w:t>
+      </w:r>
+    </w:p>
+    <w:p>
+      <w:pPr>
+        <w:pStyle w:val="ListBullet"/>
+        <w:spacing w:after="40"/>
+      </w:pPr>
+      <w:r>
+        <w:rPr>
+          <w:sz w:val="20"/>
+        </w:rPr>
+        <w:t>Network — strong external relationships in PE / venture / advisory.</w:t>
+      </w:r>
+    </w:p>
+    <w:p>
+      <w:pPr>
+        <w:pStyle w:val="ListBullet"/>
+        <w:spacing w:after="40"/>
+      </w:pPr>
+      <w:r>
+        <w:rPr>
+          <w:sz w:val="20"/>
+        </w:rPr>
+        <w:t>Energy and intellectual horsepower of a peer-group standout.</w:t>
+      </w:r>
+    </w:p>
+    <w:p>
+      <w:pPr>
+        <w:spacing w:before="160" w:after="40"/>
+      </w:pPr>
+      <w:r>
+        <w:rPr>
+          <w:b/>
+          <w:color w:val="4B5B7C"/>
+          <w:sz w:val="22"/>
+        </w:rPr>
+        <w:t>Considerations</w:t>
+      </w:r>
+    </w:p>
+    <w:p>
+      <w:pPr>
+        <w:pStyle w:val="ListBullet"/>
+        <w:spacing w:after="40"/>
+      </w:pPr>
+      <w:r>
+        <w:rPr>
+          <w:sz w:val="20"/>
+        </w:rPr>
+        <w:t>Operating-line accountability shorter than Candidates A and B.</w:t>
+      </w:r>
+    </w:p>
+    <w:p>
+      <w:pPr>
+        <w:pStyle w:val="ListBullet"/>
+        <w:spacing w:after="40"/>
+      </w:pPr>
+      <w:r>
+        <w:rPr>
+          <w:sz w:val="20"/>
+        </w:rPr>
+        <w:t>Has expressed preference for Singapore base; willing to relocate.</w:t>
+      </w:r>
+    </w:p>
+    <w:p>
+      <w:pPr>
+        <w:spacing w:before="160" w:after="40"/>
+      </w:pPr>
+      <w:r>
+        <w:rPr>
+          <w:b/>
+          <w:color w:val="4B5B7C"/>
+          <w:sz w:val="22"/>
+        </w:rPr>
+        <w:t>Reference checks</w:t>
+      </w:r>
+    </w:p>
+    <w:p>
+      <w:pPr>
+        <w:spacing w:after="80"/>
+      </w:pPr>
+      <w:r>
+        <w:rPr>
+          <w:i w:val="0"/>
+          <w:sz w:val="20"/>
+        </w:rPr>
+        <w:t>Three professional references identified per candidate; pending direct outreach. Two character references on file.</w:t>
+      </w:r>
+    </w:p>
+    <w:p>
+      <w:pPr>
+        <w:spacing w:before="240" w:after="80"/>
+      </w:pPr>
+      <w:r>
+        <w:rPr>
+          <w:b/>
+          <w:color w:val="1F2D55"/>
+          <w:sz w:val="26"/>
+        </w:rPr>
+        <w:t>Comparative summary</w:t>
+      </w:r>
+    </w:p>
+    <w:tbl>
+      <w:tblPr>
+        <w:tblStyle w:val="LightGrid-Accent1"/>
+        <w:tblW w:type="auto" w:w="0"/>
+        <w:tblLook w:firstColumn="1" w:firstRow="1" w:lastColumn="0" w:lastRow="0" w:noHBand="0" w:noVBand="1" w:val="04A0"/>
+      </w:tblPr>
+      <w:tblGrid>
+        <w:gridCol w:w="1728"/>
+        <w:gridCol w:w="1728"/>
+        <w:gridCol w:w="1728"/>
+        <w:gridCol w:w="1728"/>
+        <w:gridCol w:w="1728"/>
+      </w:tblGrid>
+      <w:tr>
+        <w:tc>
+          <w:tcPr>
+            <w:tcW w:type="dxa" w:w="1728"/>
+            <w:shd w:val="clear" w:color="auto" w:fill="1F2D55"/>
+          </w:tcPr>
+          <w:p>
+            <w:r>
+              <w:rPr>
+                <w:b/>
+                <w:color w:val="FFFFFF"/>
+                <w:sz w:val="18"/>
+              </w:rPr>
+              <w:t>Criterion</w:t>
+            </w:r>
+          </w:p>
+        </w:tc>
+        <w:tc>
+          <w:tcPr>
+            <w:tcW w:type="dxa" w:w="1728"/>
+            <w:shd w:val="clear" w:color="auto" w:fill="1F2D55"/>
+          </w:tcPr>
+          <w:p>
+            <w:r>
+              <w:rPr>
+                <w:b/>
+                <w:color w:val="FFFFFF"/>
+                <w:sz w:val="18"/>
+              </w:rPr>
+              <w:t>Weight</w:t>
+            </w:r>
+          </w:p>
+        </w:tc>
+        <w:tc>
+          <w:tcPr>
+            <w:tcW w:type="dxa" w:w="1728"/>
+            <w:shd w:val="clear" w:color="auto" w:fill="1F2D55"/>
+          </w:tcPr>
+          <w:p>
+            <w:r>
+              <w:rPr>
+                <w:b/>
+                <w:color w:val="FFFFFF"/>
+                <w:sz w:val="18"/>
+              </w:rPr>
+              <w:t>Candidate A</w:t>
+            </w:r>
+          </w:p>
+        </w:tc>
+        <w:tc>
+          <w:tcPr>
+            <w:tcW w:type="dxa" w:w="1728"/>
+            <w:shd w:val="clear" w:color="auto" w:fill="1F2D55"/>
+          </w:tcPr>
+          <w:p>
+            <w:r>
+              <w:rPr>
+                <w:b/>
+                <w:color w:val="FFFFFF"/>
+                <w:sz w:val="18"/>
+              </w:rPr>
+              <w:t>Candidate B</w:t>
+            </w:r>
+          </w:p>
+        </w:tc>
+        <w:tc>
+          <w:tcPr>
+            <w:tcW w:type="dxa" w:w="1728"/>
+            <w:shd w:val="clear" w:color="auto" w:fill="1F2D55"/>
+          </w:tcPr>
+          <w:p>
+            <w:r>
+              <w:rPr>
+                <w:b/>
+                <w:color w:val="FFFFFF"/>
+                <w:sz w:val="18"/>
+              </w:rPr>
+              <w:t>Candidate C</w:t>
+            </w:r>
+          </w:p>
+        </w:tc>
+      </w:tr>
+      <w:tr>
+        <w:tc>
+          <w:tcPr>
+            <w:tcW w:type="dxa" w:w="1728"/>
+          </w:tcPr>
+          <w:p>
+            <w:r>
+              <w:rPr>
+                <w:sz w:val="18"/>
+              </w:rPr>
+              <w:t>Operating leadership</w:t>
+            </w:r>
+          </w:p>
+        </w:tc>
+        <w:tc>
+          <w:tcPr>
+            <w:tcW w:type="dxa" w:w="1728"/>
+          </w:tcPr>
+          <w:p>
+            <w:r>
+              <w:rPr>
+                <w:sz w:val="18"/>
+              </w:rPr>
+              <w:t>25%</w:t>
+            </w:r>
+          </w:p>
+        </w:tc>
+        <w:tc>
+          <w:tcPr>
+            <w:tcW w:type="dxa" w:w="1728"/>
+          </w:tcPr>
+          <w:p>
+            <w:r>
+              <w:rPr>
+                <w:sz w:val="18"/>
+              </w:rPr>
+              <w:t>9/10</w:t>
+            </w:r>
+          </w:p>
+        </w:tc>
+        <w:tc>
+          <w:tcPr>
+            <w:tcW w:type="dxa" w:w="1728"/>
+          </w:tcPr>
+          <w:p>
+            <w:r>
+              <w:rPr>
+                <w:sz w:val="18"/>
+              </w:rPr>
+              <w:t>7/10</w:t>
+            </w:r>
+          </w:p>
+        </w:tc>
+        <w:tc>
+          <w:tcPr>
+            <w:tcW w:type="dxa" w:w="1728"/>
+          </w:tcPr>
+          <w:p>
+            <w:r>
+              <w:rPr>
+                <w:sz w:val="18"/>
+              </w:rPr>
+              <w:t>6/10</w:t>
+            </w:r>
+          </w:p>
+        </w:tc>
+      </w:tr>
+      <w:tr>
+        <w:tc>
+          <w:tcPr>
+            <w:tcW w:type="dxa" w:w="1728"/>
+          </w:tcPr>
+          <w:p>
+            <w:r>
+              <w:rPr>
+                <w:sz w:val="18"/>
+              </w:rPr>
+              <w:t>Strategic clarity</w:t>
+            </w:r>
+          </w:p>
+        </w:tc>
+        <w:tc>
+          <w:tcPr>
+            <w:tcW w:type="dxa" w:w="1728"/>
+          </w:tcPr>
+          <w:p>
+            <w:r>
+              <w:rPr>
+                <w:sz w:val="18"/>
+              </w:rPr>
+              <w:t>20%</w:t>
+            </w:r>
+          </w:p>
+        </w:tc>
+        <w:tc>
+          <w:tcPr>
+            <w:tcW w:type="dxa" w:w="1728"/>
+          </w:tcPr>
+          <w:p>
+            <w:r>
+              <w:rPr>
+                <w:sz w:val="18"/>
+              </w:rPr>
+              <w:t>7/10</w:t>
+            </w:r>
+          </w:p>
+        </w:tc>
+        <w:tc>
+          <w:tcPr>
+            <w:tcW w:type="dxa" w:w="1728"/>
+          </w:tcPr>
+          <w:p>
+            <w:r>
+              <w:rPr>
+                <w:sz w:val="18"/>
+              </w:rPr>
+              <w:t>9/10</w:t>
+            </w:r>
+          </w:p>
+        </w:tc>
+        <w:tc>
+          <w:tcPr>
+            <w:tcW w:type="dxa" w:w="1728"/>
+          </w:tcPr>
+          <w:p>
+            <w:r>
+              <w:rPr>
+                <w:sz w:val="18"/>
+              </w:rPr>
+              <w:t>9/10</w:t>
+            </w:r>
+          </w:p>
+        </w:tc>
+      </w:tr>
+      <w:tr>
+        <w:tc>
+          <w:tcPr>
+            <w:tcW w:type="dxa" w:w="1728"/>
+          </w:tcPr>
+          <w:p>
+            <w:r>
+              <w:rPr>
+                <w:sz w:val="18"/>
+              </w:rPr>
+              <w:t>Talent leadership</w:t>
+            </w:r>
+          </w:p>
+        </w:tc>
+        <w:tc>
+          <w:tcPr>
+            <w:tcW w:type="dxa" w:w="1728"/>
+          </w:tcPr>
+          <w:p>
+            <w:r>
+              <w:rPr>
+                <w:sz w:val="18"/>
+              </w:rPr>
+              <w:t>20%</w:t>
+            </w:r>
+          </w:p>
+        </w:tc>
+        <w:tc>
+          <w:tcPr>
+            <w:tcW w:type="dxa" w:w="1728"/>
+          </w:tcPr>
+          <w:p>
+            <w:r>
+              <w:rPr>
+                <w:sz w:val="18"/>
+              </w:rPr>
+              <w:t>9/10</w:t>
+            </w:r>
+          </w:p>
+        </w:tc>
+        <w:tc>
+          <w:tcPr>
+            <w:tcW w:type="dxa" w:w="1728"/>
+          </w:tcPr>
+          <w:p>
+            <w:r>
+              <w:rPr>
+                <w:sz w:val="18"/>
+              </w:rPr>
+              <w:t>8/10</w:t>
+            </w:r>
+          </w:p>
+        </w:tc>
+        <w:tc>
+          <w:tcPr>
+            <w:tcW w:type="dxa" w:w="1728"/>
+          </w:tcPr>
+          <w:p>
+            <w:r>
+              <w:rPr>
+                <w:sz w:val="18"/>
+              </w:rPr>
+              <w:t>8/10</w:t>
+            </w:r>
+          </w:p>
+        </w:tc>
+      </w:tr>
+      <w:tr>
+        <w:tc>
+          <w:tcPr>
+            <w:tcW w:type="dxa" w:w="1728"/>
+          </w:tcPr>
+          <w:p>
+            <w:r>
+              <w:rPr>
+                <w:sz w:val="18"/>
+              </w:rPr>
+              <w:t>Stakeholder fluency</w:t>
+            </w:r>
+          </w:p>
+        </w:tc>
+        <w:tc>
+          <w:tcPr>
+            <w:tcW w:type="dxa" w:w="1728"/>
+          </w:tcPr>
+          <w:p>
+            <w:r>
+              <w:rPr>
+                <w:sz w:val="18"/>
+              </w:rPr>
+              <w:t>15%</w:t>
+            </w:r>
+          </w:p>
+        </w:tc>
+        <w:tc>
+          <w:tcPr>
+            <w:tcW w:type="dxa" w:w="1728"/>
+          </w:tcPr>
+          <w:p>
+            <w:r>
+              <w:rPr>
+                <w:sz w:val="18"/>
+              </w:rPr>
+              <w:t>7/10</w:t>
+            </w:r>
+          </w:p>
+        </w:tc>
+        <w:tc>
+          <w:tcPr>
+            <w:tcW w:type="dxa" w:w="1728"/>
+          </w:tcPr>
+          <w:p>
+            <w:r>
+              <w:rPr>
+                <w:sz w:val="18"/>
+              </w:rPr>
+              <w:t>9/10</w:t>
+            </w:r>
+          </w:p>
+        </w:tc>
+        <w:tc>
+          <w:tcPr>
+            <w:tcW w:type="dxa" w:w="1728"/>
+          </w:tcPr>
+          <w:p>
+            <w:r>
+              <w:rPr>
+                <w:sz w:val="18"/>
+              </w:rPr>
+              <w:t>8/10</w:t>
+            </w:r>
+          </w:p>
+        </w:tc>
+      </w:tr>
+      <w:tr>
+        <w:tc>
+          <w:tcPr>
+            <w:tcW w:type="dxa" w:w="1728"/>
+          </w:tcPr>
+          <w:p>
+            <w:r>
+              <w:rPr>
+                <w:sz w:val="18"/>
+              </w:rPr>
+              <w:t>Cultural fit</w:t>
+            </w:r>
+          </w:p>
+        </w:tc>
+        <w:tc>
+          <w:tcPr>
+            <w:tcW w:type="dxa" w:w="1728"/>
+          </w:tcPr>
+          <w:p>
+            <w:r>
+              <w:rPr>
+                <w:sz w:val="18"/>
+              </w:rPr>
+              <w:t>10%</w:t>
+            </w:r>
+          </w:p>
+        </w:tc>
+        <w:tc>
+          <w:tcPr>
+            <w:tcW w:type="dxa" w:w="1728"/>
+          </w:tcPr>
+          <w:p>
+            <w:r>
+              <w:rPr>
+                <w:sz w:val="18"/>
+              </w:rPr>
+              <w:t>8/10</w:t>
+            </w:r>
+          </w:p>
+        </w:tc>
+        <w:tc>
+          <w:tcPr>
+            <w:tcW w:type="dxa" w:w="1728"/>
+          </w:tcPr>
+          <w:p>
+            <w:r>
+              <w:rPr>
+                <w:sz w:val="18"/>
+              </w:rPr>
+              <w:t>8/10</w:t>
+            </w:r>
+          </w:p>
+        </w:tc>
+        <w:tc>
+          <w:tcPr>
+            <w:tcW w:type="dxa" w:w="1728"/>
+          </w:tcPr>
+          <w:p>
+            <w:r>
+              <w:rPr>
+                <w:sz w:val="18"/>
+              </w:rPr>
+              <w:t>8/10</w:t>
+            </w:r>
+          </w:p>
+        </w:tc>
+      </w:tr>
+      <w:tr>
+        <w:tc>
+          <w:tcPr>
+            <w:tcW w:type="dxa" w:w="1728"/>
+          </w:tcPr>
+          <w:p>
+            <w:r>
+              <w:rPr>
+                <w:sz w:val="18"/>
+              </w:rPr>
+              <w:t>ESG sensibility</w:t>
+            </w:r>
+          </w:p>
+        </w:tc>
+        <w:tc>
+          <w:tcPr>
+            <w:tcW w:type="dxa" w:w="1728"/>
+          </w:tcPr>
+          <w:p>
+            <w:r>
+              <w:rPr>
+                <w:sz w:val="18"/>
+              </w:rPr>
+              <w:t>5%</w:t>
+            </w:r>
+          </w:p>
+        </w:tc>
+        <w:tc>
+          <w:tcPr>
+            <w:tcW w:type="dxa" w:w="1728"/>
+          </w:tcPr>
+          <w:p>
+            <w:r>
+              <w:rPr>
+                <w:sz w:val="18"/>
+              </w:rPr>
+              <w:t>8/10</w:t>
+            </w:r>
+          </w:p>
+        </w:tc>
+        <w:tc>
+          <w:tcPr>
+            <w:tcW w:type="dxa" w:w="1728"/>
+          </w:tcPr>
+          <w:p>
+            <w:r>
+              <w:rPr>
+                <w:sz w:val="18"/>
+              </w:rPr>
+              <w:t>7/10</w:t>
+            </w:r>
+          </w:p>
+        </w:tc>
+        <w:tc>
+          <w:tcPr>
+            <w:tcW w:type="dxa" w:w="1728"/>
+          </w:tcPr>
+          <w:p>
+            <w:r>
+              <w:rPr>
+                <w:sz w:val="18"/>
+              </w:rPr>
+              <w:t>9/10</w:t>
+            </w:r>
+          </w:p>
+        </w:tc>
+      </w:tr>
+      <w:tr>
+        <w:tc>
+          <w:tcPr>
+            <w:tcW w:type="dxa" w:w="1728"/>
+          </w:tcPr>
+          <w:p>
+            <w:r>
+              <w:rPr>
+                <w:sz w:val="18"/>
+              </w:rPr>
+              <w:t>Total (weighted)</w:t>
+            </w:r>
+          </w:p>
+        </w:tc>
+        <w:tc>
+          <w:tcPr>
+            <w:tcW w:type="dxa" w:w="1728"/>
+          </w:tcPr>
+          <w:p>
+            <w:r>
+              <w:rPr>
+                <w:sz w:val="18"/>
+              </w:rPr>
+              <w:t>100%</w:t>
+            </w:r>
+          </w:p>
+        </w:tc>
+        <w:tc>
+          <w:tcPr>
+            <w:tcW w:type="dxa" w:w="1728"/>
+          </w:tcPr>
+          <w:p>
+            <w:r>
+              <w:rPr>
+                <w:sz w:val="18"/>
+              </w:rPr>
+              <w:t>8.1</w:t>
+            </w:r>
+          </w:p>
+        </w:tc>
+        <w:tc>
+          <w:tcPr>
+            <w:tcW w:type="dxa" w:w="1728"/>
+          </w:tcPr>
+          <w:p>
+            <w:r>
+              <w:rPr>
+                <w:sz w:val="18"/>
+              </w:rPr>
+              <w:t>8.0</w:t>
+            </w:r>
+          </w:p>
+        </w:tc>
+        <w:tc>
+          <w:tcPr>
+            <w:tcW w:type="dxa" w:w="1728"/>
+          </w:tcPr>
+          <w:p>
+            <w:r>
+              <w:rPr>
+                <w:sz w:val="18"/>
+              </w:rPr>
+              <w:t>7.6</w:t>
+            </w:r>
+          </w:p>
+        </w:tc>
+      </w:tr>
+    </w:tbl>
+    <w:p>
+      <w:pPr>
+        <w:spacing w:before="240" w:after="80"/>
+      </w:pPr>
+      <w:r>
+        <w:rPr>
+          <w:b/>
+          <w:color w:val="1F2D55"/>
+          <w:sz w:val="26"/>
+        </w:rPr>
+        <w:t>Recommendation to HR Committee</w:t>
+      </w:r>
+    </w:p>
+    <w:p>
+      <w:pPr>
+        <w:spacing w:after="80"/>
+      </w:pPr>
+      <w:r>
+        <w:rPr>
+          <w:i w:val="0"/>
+          <w:sz w:val="20"/>
+        </w:rPr>
+        <w:t>Recommend progressing Candidates A and B to final-round interviews with the Chair and the GroupExCo. Candidate C is held in reserve subject to outcome. Comp Committee to align compensation envelope before final offers.</w:t>
       </w:r>
     </w:p>
     <w:p>
@@ -20,365 +1291,12 @@
         <w:jc w:val="center"/>
       </w:pPr>
       <w:r>
-        <w:t>Kuala Lumpur, Malaysia  |  +60 12-774 8821  |  jason.tanwm@email.com  |  LinkedIn: linkedin.com/in/jasontanwm</w:t>
-      </w:r>
-    </w:p>
-    <w:p>
-      <w:pPr>
-        <w:spacing w:after="40"/>
-        <w:pBdr>
-          <w:bottom w:val="single" w:sz="6" w:space="1" w:color="003087"/>
-        </w:pBdr>
-      </w:pPr>
-    </w:p>
-    <w:p>
-      <w:pPr>
-        <w:pStyle w:val="Heading2"/>
-      </w:pPr>
-      <w:r>
         <w:rPr>
-          <w:color w:val="003087"/>
+          <w:i/>
+          <w:color w:val="9CA3AF"/>
+          <w:sz w:val="16"/>
         </w:rPr>
-        <w:t>Professional Summary</w:t>
-      </w:r>
-    </w:p>
-    <w:p>
-      <w:r>
-        <w:rPr>
-          <w:b w:val="0"/>
-          <w:i w:val="0"/>
-          <w:sz w:val="22"/>
-        </w:rPr>
-        <w:t>Results-driven Senior Sales Manager with 11 years of experience in Malaysian residential and mixed-use property development. Consistent track record of exceeding GDV targets — delivered RM 285 million in sales in FY2024 across 3 active projects. Proven ability to lead high-performing sales teams, manage complex multi-phase launches, and build strategic agency networks. Deep expertise in Klang Valley and Johor markets. REN-certified.</w:t>
-      </w:r>
-    </w:p>
-    <w:p/>
-    <w:p>
-      <w:pPr>
-        <w:pStyle w:val="Heading2"/>
-      </w:pPr>
-      <w:r>
-        <w:rPr>
-          <w:color w:val="003087"/>
-        </w:rPr>
-        <w:t>Work Experience</w:t>
-      </w:r>
-    </w:p>
-    <w:p>
-      <w:r>
-        <w:rPr>
-          <w:b/>
-        </w:rPr>
-        <w:t>Sales Manager – Residential | Mah Sing Group Berhad</w:t>
-      </w:r>
-    </w:p>
-    <w:p>
-      <w:r>
-        <w:rPr>
-          <w:b w:val="0"/>
-          <w:i/>
-          <w:sz w:val="20"/>
-        </w:rPr>
-        <w:t>January 2020 – Present  |  Kuala Lumpur</w:t>
-      </w:r>
-    </w:p>
-    <w:p>
-      <w:pPr>
-        <w:pStyle w:val="ListBullet"/>
-      </w:pPr>
-      <w:r>
-        <w:rPr>
-          <w:sz w:val="20"/>
-        </w:rPr>
-        <w:t>Led a team of 10 Sales Executives across M Vertica (Cheras), M Oscar (Taman Maluri), and M Adora (Rawang) projects with combined GDV of RM 1.1 billion</w:t>
-      </w:r>
-    </w:p>
-    <w:p>
-      <w:pPr>
-        <w:pStyle w:val="ListBullet"/>
-      </w:pPr>
-      <w:r>
-        <w:rPr>
-          <w:sz w:val="20"/>
-        </w:rPr>
-        <w:t>Achieved 108% of annual sales target in FY2024 (RM 285M actual vs RM 264M target); recognised as Top Sales Manager FY2023 and FY2024</w:t>
-      </w:r>
-    </w:p>
-    <w:p>
-      <w:pPr>
-        <w:pStyle w:val="ListBullet"/>
-      </w:pPr>
-      <w:r>
-        <w:rPr>
-          <w:sz w:val="20"/>
-        </w:rPr>
-        <w:t>Designed and executed a digital-first launch strategy for M Oscar (632 units) that achieved 76% take-up within 8 weeks of launch</w:t>
-      </w:r>
-    </w:p>
-    <w:p>
-      <w:pPr>
-        <w:pStyle w:val="ListBullet"/>
-      </w:pPr>
-      <w:r>
-        <w:rPr>
-          <w:sz w:val="20"/>
-        </w:rPr>
-        <w:t>Built and managed an agency network of 42 active REN firms; agency channel contributed 48% of total sales in FY2024</w:t>
-      </w:r>
-    </w:p>
-    <w:p>
-      <w:pPr>
-        <w:pStyle w:val="ListBullet"/>
-      </w:pPr>
-      <w:r>
-        <w:rPr>
-          <w:sz w:val="20"/>
-        </w:rPr>
-        <w:t>Managed escalated buyer issues including SPA delay notifications, loan rejection workflows, and LAD queries</w:t>
-      </w:r>
-    </w:p>
-    <w:p>
-      <w:pPr>
-        <w:pStyle w:val="ListBullet"/>
-      </w:pPr>
-      <w:r>
-        <w:rPr>
-          <w:sz w:val="20"/>
-        </w:rPr>
-        <w:t>Introduced weekly Tableau dashboard reporting for sales KPIs; reduced reporting turnaround from 3 days to same-day</w:t>
-      </w:r>
-    </w:p>
-    <w:p/>
-    <w:p>
-      <w:r>
-        <w:rPr>
-          <w:b/>
-        </w:rPr>
-        <w:t>Assistant Sales Manager | S P Setia Berhad</w:t>
-      </w:r>
-    </w:p>
-    <w:p>
-      <w:r>
-        <w:rPr>
-          <w:b w:val="0"/>
-          <w:i/>
-          <w:sz w:val="20"/>
-        </w:rPr>
-        <w:t>March 2016 – December 2019  |  Johor Bahru</w:t>
-      </w:r>
-    </w:p>
-    <w:p>
-      <w:pPr>
-        <w:pStyle w:val="ListBullet"/>
-      </w:pPr>
-      <w:r>
-        <w:rPr>
-          <w:sz w:val="20"/>
-        </w:rPr>
-        <w:t>Managed sales for Setia Eco Cascadia (Phase 3–5) and Setia Business Park II in Johor Bahru; team of 6 Sales Executives</w:t>
-      </w:r>
-    </w:p>
-    <w:p>
-      <w:pPr>
-        <w:pStyle w:val="ListBullet"/>
-      </w:pPr>
-      <w:r>
-        <w:rPr>
-          <w:sz w:val="20"/>
-        </w:rPr>
-        <w:t>Contributed RM 158M in sales in FY2018, achieving 101% of target despite a slowdown in Johor residential demand</w:t>
-      </w:r>
-    </w:p>
-    <w:p>
-      <w:pPr>
-        <w:pStyle w:val="ListBullet"/>
-      </w:pPr>
-      <w:r>
-        <w:rPr>
-          <w:sz w:val="20"/>
-        </w:rPr>
-        <w:t>Led implementation of a new CRM system (Salesforce) across the Johor region; trained 18 staff</w:t>
-      </w:r>
-    </w:p>
-    <w:p>
-      <w:pPr>
-        <w:pStyle w:val="ListBullet"/>
-      </w:pPr>
-      <w:r>
-        <w:rPr>
-          <w:sz w:val="20"/>
-        </w:rPr>
-        <w:t>Developed strong Mandarin-speaking buyer segment strategy that contributed 34% of Phase 4 sales</w:t>
-      </w:r>
-    </w:p>
-    <w:p/>
-    <w:p>
-      <w:r>
-        <w:rPr>
-          <w:b/>
-        </w:rPr>
-        <w:t>Sales Executive | IJM Land Berhad</w:t>
-      </w:r>
-    </w:p>
-    <w:p>
-      <w:r>
-        <w:rPr>
-          <w:b w:val="0"/>
-          <w:i/>
-          <w:sz w:val="20"/>
-        </w:rPr>
-        <w:t>June 2013 – February 2016  |  Shah Alam</w:t>
-      </w:r>
-    </w:p>
-    <w:p>
-      <w:pPr>
-        <w:pStyle w:val="ListBullet"/>
-      </w:pPr>
-      <w:r>
-        <w:rPr>
-          <w:sz w:val="20"/>
-        </w:rPr>
-        <w:t>Achieved top individual sales performer for 2 consecutive years (FY2014, FY2015) at Pantai Hillpark and Shah Alam 2 projects</w:t>
-      </w:r>
-    </w:p>
-    <w:p>
-      <w:pPr>
-        <w:pStyle w:val="ListBullet"/>
-      </w:pPr>
-      <w:r>
-        <w:rPr>
-          <w:sz w:val="20"/>
-        </w:rPr>
-        <w:t>Facilitated SPA signings for 120+ units over 3 years; maintained 0 SPA rescissions attributed to sales process</w:t>
-      </w:r>
-    </w:p>
-    <w:p/>
-    <w:p>
-      <w:pPr>
-        <w:pStyle w:val="Heading2"/>
-      </w:pPr>
-      <w:r>
-        <w:rPr>
-          <w:color w:val="003087"/>
-        </w:rPr>
-        <w:t>Education</w:t>
-      </w:r>
-    </w:p>
-    <w:p>
-      <w:r>
-        <w:rPr>
-          <w:b w:val="0"/>
-          <w:i w:val="0"/>
-          <w:sz w:val="20"/>
-        </w:rPr>
-        <w:t>Bachelor of Business Administration (Marketing) – Universiti Malaya | 2009–2013</w:t>
-      </w:r>
-    </w:p>
-    <w:p>
-      <w:r>
-        <w:rPr>
-          <w:b w:val="0"/>
-          <w:i w:val="0"/>
-          <w:sz w:val="20"/>
-        </w:rPr>
-        <w:t>REN Certification (BOVAEA) – Active | Certified 2014, renewed 2023</w:t>
-      </w:r>
-    </w:p>
-    <w:p/>
-    <w:p>
-      <w:pPr>
-        <w:pStyle w:val="Heading2"/>
-      </w:pPr>
-      <w:r>
-        <w:rPr>
-          <w:color w:val="003087"/>
-        </w:rPr>
-        <w:t>Key Skills</w:t>
-      </w:r>
-    </w:p>
-    <w:p>
-      <w:r>
-        <w:rPr>
-          <w:b w:val="0"/>
-          <w:i w:val="0"/>
-          <w:sz w:val="20"/>
-        </w:rPr>
-        <w:t>• Residential property sales &amp; launches   •  Team leadership (up to 12 staff)</w:t>
-      </w:r>
-    </w:p>
-    <w:p>
-      <w:r>
-        <w:rPr>
-          <w:b w:val="0"/>
-          <w:i w:val="0"/>
-          <w:sz w:val="20"/>
-        </w:rPr>
-        <w:t>• Agency network management   •  CRM – Salesforce, HubSpot</w:t>
-      </w:r>
-    </w:p>
-    <w:p>
-      <w:r>
-        <w:rPr>
-          <w:b w:val="0"/>
-          <w:i w:val="0"/>
-          <w:sz w:val="20"/>
-        </w:rPr>
-        <w:t>• Microsoft Excel, PowerPoint, Teams   •  SPA &amp; legal documentation</w:t>
-      </w:r>
-    </w:p>
-    <w:p>
-      <w:r>
-        <w:rPr>
-          <w:b w:val="0"/>
-          <w:i w:val="0"/>
-          <w:sz w:val="20"/>
-        </w:rPr>
-        <w:t>• Tableau / data dashboards   •  Fluent: English, Bahasa Malaysia, Mandarin</w:t>
-      </w:r>
-    </w:p>
-    <w:p/>
-    <w:p>
-      <w:pPr>
-        <w:pStyle w:val="Heading2"/>
-      </w:pPr>
-      <w:r>
-        <w:rPr>
-          <w:color w:val="003087"/>
-        </w:rPr>
-        <w:t>Achievements &amp; Awards</w:t>
-      </w:r>
-    </w:p>
-    <w:p>
-      <w:pPr>
-        <w:pStyle w:val="ListBullet"/>
-      </w:pPr>
-      <w:r>
-        <w:rPr>
-          <w:sz w:val="20"/>
-        </w:rPr>
-        <w:t>Mah Sing Group Top Sales Manager – FY2023, FY2024</w:t>
-      </w:r>
-    </w:p>
-    <w:p>
-      <w:pPr>
-        <w:pStyle w:val="ListBullet"/>
-      </w:pPr>
-      <w:r>
-        <w:rPr>
-          <w:sz w:val="20"/>
-        </w:rPr>
-        <w:t>PropertyGuru Agency Partner Award (Mah Sing category) – 2023</w:t>
-      </w:r>
-    </w:p>
-    <w:p>
-      <w:pPr>
-        <w:pStyle w:val="ListBullet"/>
-      </w:pPr>
-      <w:r>
-        <w:rPr>
-          <w:sz w:val="20"/>
-        </w:rPr>
-        <w:t>S P Setia Chairman Award for Sales Excellence – FY2018</w:t>
+        <w:t>— END OF DOCUMENT —</w:t>
       </w:r>
     </w:p>
     <w:sectPr>
